--- a/tests/fixtures/formatting/wrong_F_3_alignment.docx
+++ b/tests/fixtures/formatting/wrong_F_3_alignment.docx
@@ -1284,7 +1284,6 @@
         <w:rPr>
           <w:rFonts w:cs="Times New Roman"/>
           <w:szCs w:val="28"/>
-          <w:lang w:val="en-US"/>
         </w:rPr>
         <w:t xml:space="preserve">1.1. </w:t>
       </w:r>
@@ -1349,7 +1348,6 @@
         <w:rPr>
           <w:rFonts w:cs="Times New Roman"/>
           <w:szCs w:val="28"/>
-          <w:lang w:val="en-US"/>
         </w:rPr>
         <w:t xml:space="preserve">1.3. </w:t>
       </w:r>
@@ -1426,7 +1424,23 @@
         <w:jc w:val="left"/>
       </w:pPr>
       <w:r>
-        <w:t>Создание сервиса, в который можно загрузить видео длительностью до 20 минут. Модель Speech-to-Text извлекает речь и передаёт текст на вход модели фактчекинга. Далее проводится поиск информации, подтверждающей или опровергающей данное утверждение. В итоге выводится вероятность фейка и аргументированные доказательства.</w:t>
+        <w:t xml:space="preserve">Создание сервиса, в который можно загрузить видео длительностью до 20 минут. Модель </w:t>
+      </w:r>
+      <w:proofErr w:type="spellStart"/>
+      <w:r>
+        <w:t>Speech</w:t>
+      </w:r>
+      <w:proofErr w:type="spellEnd"/>
+      <w:r>
+        <w:t>-</w:t>
+      </w:r>
+      <w:proofErr w:type="spellStart"/>
+      <w:r>
+        <w:t>to</w:t>
+      </w:r>
+      <w:proofErr w:type="spellEnd"/>
+      <w:r>
+        <w:t>-Text извлекает речь и передаёт текст на вход модели фактчекинга. Далее проводится поиск информации, подтверждающей или опровергающей данное утверждение. В итоге выводится вероятность фейка и аргументированные доказательства.</w:t>
       </w:r>
     </w:p>
     <w:p>
@@ -1516,7 +1530,15 @@
     </w:p>
     <w:p>
       <w:r>
-        <w:t>Цель также отвечает критериям PURE. Позитивность: мы формулируем цель как «создание инструмента» для помощи людям, а не как «борьбу» или «удаление» чего-либо. Понятность: логика прозрачна для любого стейкхолдера (видео → фактчекер → вероятность фейка и аргументы). Релевантность: проект напрямую развивает навыки в ML и отвечает глобальному вызову эпохи дипфейков. Этичность: инструмент не является цензором; это агрегатор доказательств, который приводит аргументы «за» и «против», оставляя выбор за человеком.</w:t>
+        <w:t xml:space="preserve">Цель также отвечает критериям PURE. Позитивность: мы формулируем цель как «создание инструмента» для помощи людям, а не как «борьбу» или «удаление» чего-либо. Понятность: логика прозрачна для любого стейкхолдера (видео → </w:t>
+      </w:r>
+      <w:proofErr w:type="spellStart"/>
+      <w:r>
+        <w:t>фактчекер</w:t>
+      </w:r>
+      <w:proofErr w:type="spellEnd"/>
+      <w:r>
+        <w:t xml:space="preserve"> → вероятность фейка и аргументы). Релевантность: проект напрямую развивает навыки в ML и отвечает глобальному вызову эпохи дипфейков. Этичность: инструмент не является цензором; это агрегатор доказательств, который приводит аргументы «за» и «против», оставляя выбор за человеком.</w:t>
       </w:r>
     </w:p>
     <w:p>
@@ -1547,7 +1569,15 @@
     </w:p>
     <w:p>
       <w:r>
-        <w:t>Кроме того, цель соответствует критериям CLEAR. Совместная работа: проект работает на информационную гигиену общества, объединяя экспертов и пользователей в поиске истины. Законность: разработка ведётся с соблюдением авторских прав на видеоконтент и правил платформ (YouTube API и др.). Безвредность: обеспечивается непредвзятость алгоритма — система не навязывает мнение, а показывает факты с обеих сторон. Уместность: возможность быстрой проверки огромного массива данных — это единственный адекватный ответ на скорость распространения фейков. Записанность: цель официально зафиксирована в Уставе проекта, что гарантирует фокус команды на результате.</w:t>
+        <w:t xml:space="preserve">Кроме того, цель соответствует критериям CLEAR. Совместная работа: проект работает на информационную гигиену общества, объединяя экспертов и пользователей в поиске истины. Законность: разработка ведётся с соблюдением авторских прав на видеоконтент и правил платформ (YouTube API и др.). Безвредность: обеспечивается непредвзятость алгоритма — система не навязывает мнение, а показывает факты с обеих сторон. Уместность: возможность быстрой проверки огромного массива данных — это единственный адекватный ответ на скорость распространения фейков. </w:t>
+      </w:r>
+      <w:proofErr w:type="spellStart"/>
+      <w:r>
+        <w:t>Записанность</w:t>
+      </w:r>
+      <w:proofErr w:type="spellEnd"/>
+      <w:r>
+        <w:t>: цель официально зафиксирована в Уставе проекта, что гарантирует фокус команды на результате.</w:t>
       </w:r>
     </w:p>
     <w:p>
@@ -1577,7 +1607,71 @@
     </w:p>
     <w:p>
       <w:r>
-        <w:t>Участники: один человек (Lead Developer/Researcher), который совмещает роли PM, ML-инженера и backend-разработчика для минимизации затрат. Инфраструктура: использование домашних мощностей (GPU с поддержкой CUDA) и бесплатных open-source моделей (Whisper, Llama 3/Mistral). Бюджет идёт на оплату API поисковых систем (например, Serper) и аренду облачного сервера для хостинга интерфейса на 3–6 месяцев.</w:t>
+        <w:t>Участники: один человек (</w:t>
+      </w:r>
+      <w:proofErr w:type="spellStart"/>
+      <w:r>
+        <w:t>Lead</w:t>
+      </w:r>
+      <w:proofErr w:type="spellEnd"/>
+      <w:r>
+        <w:t xml:space="preserve"> Developer/</w:t>
+      </w:r>
+      <w:proofErr w:type="spellStart"/>
+      <w:r>
+        <w:t>Researcher</w:t>
+      </w:r>
+      <w:proofErr w:type="spellEnd"/>
+      <w:r>
+        <w:t xml:space="preserve">), который совмещает роли PM, ML-инженера и </w:t>
+      </w:r>
+      <w:proofErr w:type="spellStart"/>
+      <w:r>
+        <w:t>backend</w:t>
+      </w:r>
+      <w:proofErr w:type="spellEnd"/>
+      <w:r>
+        <w:t xml:space="preserve">-разработчика для минимизации затрат. Инфраструктура: использование домашних мощностей (GPU с поддержкой CUDA) и бесплатных </w:t>
+      </w:r>
+      <w:proofErr w:type="spellStart"/>
+      <w:r>
+        <w:t>open-source</w:t>
+      </w:r>
+      <w:proofErr w:type="spellEnd"/>
+      <w:r>
+        <w:t xml:space="preserve"> моделей (</w:t>
+      </w:r>
+      <w:proofErr w:type="spellStart"/>
+      <w:r>
+        <w:t>Whisper</w:t>
+      </w:r>
+      <w:proofErr w:type="spellEnd"/>
+      <w:r>
+        <w:t xml:space="preserve">, </w:t>
+      </w:r>
+      <w:proofErr w:type="spellStart"/>
+      <w:r>
+        <w:t>Llama</w:t>
+      </w:r>
+      <w:proofErr w:type="spellEnd"/>
+      <w:r>
+        <w:t xml:space="preserve"> 3/</w:t>
+      </w:r>
+      <w:proofErr w:type="spellStart"/>
+      <w:r>
+        <w:t>Mistral</w:t>
+      </w:r>
+      <w:proofErr w:type="spellEnd"/>
+      <w:r>
+        <w:t xml:space="preserve">). Бюджет идёт на оплату API поисковых систем (например, </w:t>
+      </w:r>
+      <w:proofErr w:type="spellStart"/>
+      <w:r>
+        <w:t>Serper</w:t>
+      </w:r>
+      <w:proofErr w:type="spellEnd"/>
+      <w:r>
+        <w:t>) и аренду облачного сервера для хостинга интерфейса на 3–6 месяцев.</w:t>
       </w:r>
     </w:p>
     <w:p>
@@ -1655,7 +1749,15 @@
       </w:r>
       <w:r>
         <w:lastRenderedPageBreak/>
-        <w:t>Галлюцинации: риск того, что бесплатная легковесная LLM начнёт выдумывать факты. Юридический риск: блокировка IP со стороны видеохостингов при частом парсинге. Качество: низкая точность проверки из-за использования некоммерческих (бесплатных) баз знаний.</w:t>
+        <w:t xml:space="preserve">Галлюцинации: риск того, что бесплатная легковесная LLM начнёт выдумывать факты. Юридический риск: блокировка IP со стороны видеохостингов при частом </w:t>
+      </w:r>
+      <w:proofErr w:type="spellStart"/>
+      <w:r>
+        <w:t>парсинге</w:t>
+      </w:r>
+      <w:proofErr w:type="spellEnd"/>
+      <w:r>
+        <w:t>. Качество: низкая точность проверки из-за использования некоммерческих (бесплатных) баз знаний.</w:t>
       </w:r>
     </w:p>
     <w:p>
@@ -1696,7 +1798,31 @@
     </w:p>
     <w:p>
       <w:r>
-        <w:t>Поставленная цель сформулирована в соответствии с критериями SMART, PURE и CLEAR, что обеспечивает её измеримость, достижимость и этическую приемлемость. Определены необходимые ресурсы: один разработчик, совмещающий роли PM, ML-инженера и бэкенд-специалиста, а также домашняя GPU-инфраструктура с поддержкой CUDA и открытые модели (Whisper, Llama 3 / Mistral). Бюджет в размере 100 000 рублей покрывает затраты на API поисковых систем и облачный хостинг на период запуска прототипа.</w:t>
+        <w:t>Поставленная цель сформулирована в соответствии с критериями SMART, PURE и CLEAR, что обеспечивает её измеримость, достижимость и этическую приемлемость. Определены необходимые ресурсы: один разработчик, совмещающий роли PM, ML-инженера и бэкенд-специалиста, а также домашняя GPU-инфраструктура с поддержкой CUDA и открытые модели (</w:t>
+      </w:r>
+      <w:proofErr w:type="spellStart"/>
+      <w:r>
+        <w:t>Whisper</w:t>
+      </w:r>
+      <w:proofErr w:type="spellEnd"/>
+      <w:r>
+        <w:t xml:space="preserve">, </w:t>
+      </w:r>
+      <w:proofErr w:type="spellStart"/>
+      <w:r>
+        <w:t>Llama</w:t>
+      </w:r>
+      <w:proofErr w:type="spellEnd"/>
+      <w:r>
+        <w:t xml:space="preserve"> 3 / </w:t>
+      </w:r>
+      <w:proofErr w:type="spellStart"/>
+      <w:r>
+        <w:t>Mistral</w:t>
+      </w:r>
+      <w:proofErr w:type="spellEnd"/>
+      <w:r>
+        <w:t>). Бюджет в размере 100 000 рублей покрывает затраты на API поисковых систем и облачный хостинг на период запуска прототипа.</w:t>
       </w:r>
     </w:p>
     <w:p>
@@ -1715,7 +1841,6 @@
           <w:color w:val="000000" w:themeColor="text1"/>
           <w:sz w:val="28"/>
           <w:szCs w:val="28"/>
-          <w:lang w:val="en-US"/>
         </w:rPr>
       </w:pPr>
       <w:bookmarkStart w:id="15" w:name="_Toc226640922"/>
@@ -1750,7 +1875,15 @@
     </w:p>
     <w:p>
       <w:r>
-        <w:t>Беляев, С. В. Трансформерные модели для анализа тональности. – Новосибирск: НГТУ, 2020. – 205 с.</w:t>
+        <w:t xml:space="preserve">Беляев, С. В. </w:t>
+      </w:r>
+      <w:proofErr w:type="spellStart"/>
+      <w:r>
+        <w:t>Трансформерные</w:t>
+      </w:r>
+      <w:proofErr w:type="spellEnd"/>
+      <w:r>
+        <w:t xml:space="preserve"> модели для анализа тональности. – Новосибирск: НГТУ, 2020. – 205 с.</w:t>
       </w:r>
     </w:p>
     <w:p>
@@ -1770,7 +1903,15 @@
     </w:p>
     <w:p>
       <w:r>
-        <w:t>Герасимова, Л. Н. Психолингвистика цифровой коммуникации. – Ярославль: ЯрГУ, 2022. – 201 с.</w:t>
+        <w:t xml:space="preserve">Герасимова, Л. Н. Психолингвистика цифровой коммуникации. – Ярославль: </w:t>
+      </w:r>
+      <w:proofErr w:type="spellStart"/>
+      <w:r>
+        <w:t>ЯрГУ</w:t>
+      </w:r>
+      <w:proofErr w:type="spellEnd"/>
+      <w:r>
+        <w:t>, 2022. – 201 с.</w:t>
       </w:r>
     </w:p>
     <w:p>
@@ -1800,7 +1941,15 @@
     </w:p>
     <w:p>
       <w:r>
-        <w:t>Захарова, И. А. Информационная гигиена в цифровую эпоху. – Ростов н/Д: Феникс, 2023. – 146 с.</w:t>
+        <w:t xml:space="preserve">Захарова, И. А. Информационная гигиена в цифровую эпоху. – </w:t>
+      </w:r>
+      <w:proofErr w:type="spellStart"/>
+      <w:r>
+        <w:t>Ростов</w:t>
+      </w:r>
+      <w:proofErr w:type="spellEnd"/>
+      <w:r>
+        <w:t xml:space="preserve"> н/Д: Феникс, 2023. – 146 с.</w:t>
       </w:r>
     </w:p>
     <w:p>
@@ -1831,7 +1980,15 @@
     </w:p>
     <w:p>
       <w:r>
-        <w:t>Макаров, К. Е. Нейросетевые подходы к суммаризации диалогов. – Белгород: БелГУ, 2021. – 154 с.</w:t>
+        <w:t xml:space="preserve">Макаров, К. Е. Нейросетевые подходы к </w:t>
+      </w:r>
+      <w:proofErr w:type="spellStart"/>
+      <w:r>
+        <w:t>суммаризации</w:t>
+      </w:r>
+      <w:proofErr w:type="spellEnd"/>
+      <w:r>
+        <w:t xml:space="preserve"> диалогов. – Белгород: БелГУ, 2021. – 154 с.</w:t>
       </w:r>
     </w:p>
     <w:p>
@@ -1861,7 +2018,15 @@
     </w:p>
     <w:p>
       <w:r>
-        <w:t>Новиков, А. А. Анализ временных рядов в социальных сетях. – Ростов н/Д: ЮФУ, 2020. – 167 с.</w:t>
+        <w:t xml:space="preserve">Новиков, А. А. Анализ временных рядов в социальных сетях. – </w:t>
+      </w:r>
+      <w:proofErr w:type="spellStart"/>
+      <w:r>
+        <w:t>Ростов</w:t>
+      </w:r>
+      <w:proofErr w:type="spellEnd"/>
+      <w:r>
+        <w:t xml:space="preserve"> н/Д: ЮФУ, 2020. – 167 с.</w:t>
       </w:r>
     </w:p>
     <w:p>
@@ -1887,7 +2052,15 @@
     </w:p>
     <w:p>
       <w:r>
-        <w:t>Сидорова, А. В. Корпусная лингвистика в эпоху цифровых медиа. – Екатеринбург: УрФУ, 2023. – 178 с.</w:t>
+        <w:t xml:space="preserve">Сидорова, А. В. Корпусная лингвистика в эпоху цифровых медиа. – Екатеринбург: </w:t>
+      </w:r>
+      <w:proofErr w:type="spellStart"/>
+      <w:r>
+        <w:t>УрФУ</w:t>
+      </w:r>
+      <w:proofErr w:type="spellEnd"/>
+      <w:r>
+        <w:t>, 2023. – 178 с.</w:t>
       </w:r>
     </w:p>
     <w:p>
@@ -1902,7 +2075,15 @@
     </w:p>
     <w:p>
       <w:r>
-        <w:t>Степанов, Р. Е. Алгоритмы фактчекинга на естественном языке. – Екатеринбург: Изд-во УрО РАН, 2021. – 210 с.</w:t>
+        <w:t xml:space="preserve">Степанов, Р. Е. Алгоритмы фактчекинга на естественном языке. – Екатеринбург: Изд-во </w:t>
+      </w:r>
+      <w:proofErr w:type="spellStart"/>
+      <w:r>
+        <w:t>УрО</w:t>
+      </w:r>
+      <w:proofErr w:type="spellEnd"/>
+      <w:r>
+        <w:t xml:space="preserve"> РАН, 2021. – 210 с.</w:t>
       </w:r>
     </w:p>
     <w:p>
@@ -1922,12 +2103,28 @@
     </w:p>
     <w:p>
       <w:r>
-        <w:t>Фёдорова, О. В. Этика искусственного интеллекта. – СПб.: Алетейя, 2022. – 224 с.</w:t>
-      </w:r>
-    </w:p>
-    <w:p>
-      <w:r>
-        <w:t>Филиппова, Н. А. Правовые аспекты применения дипфейков. – М.: Юстицинформ, 2023. – 157 с.</w:t>
+        <w:t xml:space="preserve">Фёдорова, О. В. Этика искусственного интеллекта. – СПб.: </w:t>
+      </w:r>
+      <w:proofErr w:type="spellStart"/>
+      <w:r>
+        <w:t>Алетейя</w:t>
+      </w:r>
+      <w:proofErr w:type="spellEnd"/>
+      <w:r>
+        <w:t>, 2022. – 224 с.</w:t>
+      </w:r>
+    </w:p>
+    <w:p>
+      <w:r>
+        <w:t xml:space="preserve">Филиппова, Н. А. Правовые аспекты применения дипфейков. – М.: </w:t>
+      </w:r>
+      <w:proofErr w:type="spellStart"/>
+      <w:r>
+        <w:t>Юстицинформ</w:t>
+      </w:r>
+      <w:proofErr w:type="spellEnd"/>
+      <w:r>
+        <w:t>, 2023. – 157 с.</w:t>
       </w:r>
     </w:p>
     <w:p>
